--- a/docs/analysis/case-26-protokol-testa-scenariy-3-bitrix-stabilnost.docx
+++ b/docs/analysis/case-26-protokol-testa-scenariy-3-bitrix-stabilnost.docx
@@ -1697,6 +1697,51 @@
     </w:p>
     <w:p>
       <w:pPr>
+        <w:spacing w:after="160"/>
+      </w:pPr>
+      <w:r>
+        <w:rPr>
+          <w:b/>
+          <w:bCs/>
+        </w:rPr>
+        <w:t xml:space="preserve">Найдена вероятная механическая причина. </w:t>
+      </w:r>
+      <w:r>
+        <w:t xml:space="preserve">Bitrix отдаёт данные постранично, порциями </w:t>
+      </w:r>
+      <w:r>
+        <w:rPr>
+          <w:b/>
+          <w:bCs/>
+        </w:rPr>
+        <w:t xml:space="preserve">по 20 записей</w:t>
+      </w:r>
+      <w:r>
+        <w:t xml:space="preserve">, а всего клиентов в источнике — </w:t>
+      </w:r>
+      <w:r>
+        <w:rPr>
+          <w:b/>
+          <w:bCs/>
+        </w:rPr>
+        <w:t xml:space="preserve">~44 000</w:t>
+      </w:r>
+      <w:r>
+        <w:t xml:space="preserve">. Это значит, что запрос без фильтра по конкретному клиенту (как №2 — «покажи клиентов у которых есть счета») требует не одного обращения, а порядка </w:t>
+      </w:r>
+      <w:r>
+        <w:rPr>
+          <w:b/>
+          <w:bCs/>
+        </w:rPr>
+        <w:t xml:space="preserve">44 000 ÷ 20 ≈ 2 200 последовательных постраничных запросов</w:t>
+      </w:r>
+      <w:r>
+        <w:t xml:space="preserve"> к Bitrix, чтобы пройти весь набор. При таком количестве обращений отказ или таймаут — ожидаемый, а не случайный исход: неважно, что именно нестабильно на стороне Bitrix, но обычную нагрузку в тысячи последовательных пагинированных вызовов шина явно не тянет. Это же объясняет и №3: фильтр по диапазону дат (а не по одному известному счёту) тоже, вероятно, требует пройти постранично широкий срез записей, прежде чем применить условие, — то есть по факту это тоже «большой» запрос, а не точечный, несмотря на то, что выглядит узким.</w:t>
+      </w:r>
+    </w:p>
+    <w:p>
+      <w:pPr>
         <w:pStyle w:val="Heading2"/>
         <w:spacing w:after="110" w:before="260"/>
       </w:pPr>
@@ -1709,7 +1754,7 @@
         <w:spacing w:after="160"/>
       </w:pPr>
       <w:r>
-        <w:t xml:space="preserve">Сообщить разработчику точное время сбоев (16:04 и 16:07) для сверки с нагрузкой на Bitrix в этот момент, и настаивать на увеличении таймаута/retry именно для тяжёлых Bitrix-запросов (широкий скан, фильтрация по диапазону) — лёгкие точечные запросы к Bitrix проблем не показали.</w:t>
+        <w:t xml:space="preserve">Сообщить разработчику точное время сбоев (16:04 и 16:07) и факт постраничной выдачи по 20 записей на ~44 000 клиентов для сверки с нагрузкой на Bitrix в этот момент; настаивать на увеличении таймаута/retry и/или увеличении размера страницы выдачи именно для тяжёлых Bitrix-запросов (широкий скан, фильтрация по диапазону) — лёгкие точечные запросы к Bitrix проблем не показали.</w:t>
       </w:r>
     </w:p>
     <w:sectPr>

--- a/docs/analysis/case-26-protokol-testa-scenariy-3-bitrix-stabilnost.docx
+++ b/docs/analysis/case-26-protokol-testa-scenariy-3-bitrix-stabilnost.docx
@@ -1755,6 +1755,85 @@
       </w:pPr>
       <w:r>
         <w:t xml:space="preserve">Сообщить разработчику точное время сбоев (16:04 и 16:07) и факт постраничной выдачи по 20 записей на ~44 000 клиентов для сверки с нагрузкой на Bitrix в этот момент; настаивать на увеличении таймаута/retry и/или увеличении размера страницы выдачи именно для тяжёлых Bitrix-запросов (широкий скан, фильтрация по диапазону) — лёгкие точечные запросы к Bitrix проблем не показали.</w:t>
+      </w:r>
+    </w:p>
+    <w:p>
+      <w:pPr>
+        <w:pStyle w:val="Heading1"/>
+        <w:spacing w:after="140" w:before="320"/>
+      </w:pPr>
+      <w:r>
+        <w:t xml:space="preserve">Обновление 09.09 — исправления (подтверждено заказчиком 10.09)</w:t>
+      </w:r>
+    </w:p>
+    <w:p>
+      <w:pPr>
+        <w:spacing w:after="160"/>
+      </w:pPr>
+      <w:r>
+        <w:t xml:space="preserve">Исправлены два пункта:</w:t>
+      </w:r>
+    </w:p>
+    <w:p>
+      <w:pPr>
+        <w:pStyle w:val="ListParagraph"/>
+        <w:numPr>
+          <w:ilvl w:val="0"/>
+          <w:numId w:val="1"/>
+        </w:numPr>
+        <w:spacing w:after="100"/>
+      </w:pPr>
+      <w:r>
+        <w:rPr>
+          <w:b/>
+          <w:bCs/>
+        </w:rPr>
+        <w:t xml:space="preserve">Модель уходила в рассуждения по безопасности вместо маскирования отчёта — поправлено.</w:t>
+      </w:r>
+    </w:p>
+    <w:p>
+      <w:pPr>
+        <w:pStyle w:val="ListParagraph"/>
+        <w:numPr>
+          <w:ilvl w:val="0"/>
+          <w:numId w:val="1"/>
+        </w:numPr>
+        <w:spacing w:after="100"/>
+      </w:pPr>
+      <w:r>
+        <w:rPr>
+          <w:b/>
+          <w:bCs/>
+        </w:rPr>
+        <w:t xml:space="preserve">Выборка договоров ранее 2023 года — поправлено. </w:t>
+      </w:r>
+      <w:r>
+        <w:t xml:space="preserve">Соответствует тесту №3 из серии выше («Покажи счета клиента Ожгихин открытые раньше 2023 года») — ранее падал с ошибкой, теперь отрабатывает корректно.</w:t>
+      </w:r>
+    </w:p>
+    <w:p>
+      <w:pPr>
+        <w:spacing w:after="160"/>
+      </w:pPr>
+      <w:r>
+        <w:t xml:space="preserve">Оба пункта подтверждены заказчиком 10.09.</w:t>
+      </w:r>
+    </w:p>
+    <w:p>
+      <w:pPr>
+        <w:pStyle w:val="Heading1"/>
+        <w:spacing w:after="140" w:before="320"/>
+      </w:pPr>
+      <w:r>
+        <w:t xml:space="preserve">Резюме</w:t>
+      </w:r>
+    </w:p>
+    <w:p>
+      <w:pPr>
+        <w:spacing w:after="160"/>
+      </w:pPr>
+      <w:r>
+        <w:t xml:space="preserve">Работа платформы по данному кейсу признаётся удовлетворительной. Случаи массовой выборки из Bitrix, падающие в ошибку (см. №2 выше — широкий запрос без фильтра по клиенту), заносятся в бэклог развития платформы — не блокируют приёмку.</w:t>
       </w:r>
     </w:p>
     <w:sectPr>

--- a/docs/analysis/case-26-protokol-testa-scenariy-3-bitrix-stabilnost.docx
+++ b/docs/analysis/case-26-protokol-testa-scenariy-3-bitrix-stabilnost.docx
@@ -782,7 +782,7 @@
               <w:bottom w:val="single" w:color="D2DADF" w:sz="2"/>
               <w:right w:val="single" w:color="D2DADF" w:sz="2"/>
             </w:tcBorders>
-            <w:shd w:fill="FBE7E7" w:val="clear"/>
+            <w:shd w:fill="E3F1E8" w:val="clear"/>
             <w:tcMar>
               <w:top w:type="dxa" w:w="80"/>
               <w:left w:type="dxa" w:w="100"/>
@@ -796,11 +796,11 @@
               <w:rPr>
                 <w:b/>
                 <w:bCs/>
-                <w:color w:val="A8393B"/>
-                <w:sz w:val="18"/>
-                <w:szCs w:val="18"/>
-              </w:rPr>
-              <w:t xml:space="preserve">Ошибка: «не удалось получить данные из источника»</w:t>
+                <w:color w:val="1E7A4C"/>
+                <w:sz w:val="18"/>
+                <w:szCs w:val="18"/>
+              </w:rPr>
+              <w:t xml:space="preserve">Ошибка: «не удалось получить данные из источника» — ✅ исправлено 09.09</w:t>
             </w:r>
           </w:p>
         </w:tc>
